--- a/reference.docx
+++ b/reference.docx
@@ -380,10 +380,7 @@
 </w:t>
       </w:r>
     </w:p>
-    <w:sectPr>
-      <w:pgSz w:w="11880" w:h="15840"/>
-      <w:pgMar w:top="1080" w:bottom="1080" w:left="1260" w:right="1260"/>
-    </w:sectPr>
+    <w:sectPr/>
   </w:body>
 </w:document>
 </file>
